--- a/public/templates/УДВН шаблони/Протокол.docx
+++ b/public/templates/УДВН шаблони/Протокол.docx
@@ -383,7 +383,6 @@
     </w:p>
     <w:p>
       <w:pPr>
-        <w:jc w:val="both"/>
         <w:rPr>
           <w:bCs/>
           <w:lang w:val="en-US"/>
@@ -456,14 +455,20 @@
       </w:r>
       <w:r>
         <w:rPr>
-          <w:bCs/>
-        </w:rPr>
-        <w:t>Август</w:t>
-      </w:r>
-      <w:r>
-        <w:rPr>
-          <w:bCs/>
-        </w:rPr>
+          <w:lang w:val="en-US"/>
+        </w:rPr>
+        <w:t>{</w:t>
+      </w:r>
+      <w:r>
+        <w:t>МЕСЕЦ</w:t>
+      </w:r>
+      <w:r>
+        <w:rPr>
+          <w:lang w:val="en-US"/>
+        </w:rPr>
+        <w:t>}</w:t>
+      </w:r>
+      <w:r>
         <w:t>.</w:t>
       </w:r>
     </w:p>
